--- a/Require doc/Super Admin Dashboard (1).docx
+++ b/Require doc/Super Admin Dashboard (1).docx
@@ -1,6 +1,6 @@
 
 <file path=word/document.xml><?xml version="1.0" encoding="utf-8"?>
-<w:document xmlns:wpc="http://schemas.microsoft.com/office/word/2010/wordprocessingCanvas" xmlns:cx="http://schemas.microsoft.com/office/drawing/2014/chartex" xmlns:cx1="http://schemas.microsoft.com/office/drawing/2015/9/8/chartex" xmlns:cx2="http://schemas.microsoft.com/office/drawing/2015/10/21/chartex" xmlns:cx3="http://schemas.microsoft.com/office/drawing/2016/5/9/chartex" xmlns:cx4="http://schemas.microsoft.com/office/drawing/2016/5/10/chartex" xmlns:cx5="http://schemas.microsoft.com/office/drawing/2016/5/11/chartex" xmlns:cx6="http://schemas.microsoft.com/office/drawing/2016/5/12/chartex" xmlns:cx7="http://schemas.microsoft.com/office/drawing/2016/5/13/chartex" xmlns:cx8="http://schemas.microsoft.com/office/drawing/2016/5/14/chartex" xmlns:mc="http://schemas.openxmlformats.org/markup-compatibility/2006" xmlns:aink="http://schemas.microsoft.com/office/drawing/2016/ink" xmlns:am3d="http://schemas.microsoft.com/office/drawing/2017/model3d" xmlns:o="urn:schemas-microsoft-com:office:office" xmlns:oel="http://schemas.microsoft.com/office/2019/extlst" xmlns:r="http://schemas.openxmlformats.org/officeDocument/2006/relationships" xmlns:m="http://schemas.openxmlformats.org/officeDocument/2006/math" xmlns:v="urn:schemas-microsoft-com:vml" xmlns:wp14="http://schemas.microsoft.com/office/word/2010/wordprocessingDrawing" xmlns:wp="http://schemas.openxmlformats.org/drawingml/2006/wordprocessingDrawing" xmlns:w10="urn:schemas-microsoft-com:office:word" xmlns:w="http://schemas.openxmlformats.org/wordprocessingml/2006/main" xmlns:w14="http://schemas.microsoft.com/office/word/2010/wordml" xmlns:w15="http://schemas.microsoft.com/office/word/2012/wordml" xmlns:w16cex="http://schemas.microsoft.com/office/word/2018/wordml/cex" xmlns:w16cid="http://schemas.microsoft.com/office/word/2016/wordml/cid" xmlns:w16="http://schemas.microsoft.com/office/word/2018/wordml" xmlns:w16du="http://schemas.microsoft.com/office/word/2023/wordml/word16du" xmlns:w16sdtdh="http://schemas.microsoft.com/office/word/2020/wordml/sdtdatahash" xmlns:w16sdtfl="http://schemas.microsoft.com/office/word/2024/wordml/sdtformatlock" xmlns:w16se="http://schemas.microsoft.com/office/word/2015/wordml/symex" xmlns:wpg="http://schemas.microsoft.com/office/word/2010/wordprocessingGroup" xmlns:wpi="http://schemas.microsoft.com/office/word/2010/wordprocessingInk" xmlns:wne="http://schemas.microsoft.com/office/word/2006/wordml" xmlns:wps="http://schemas.microsoft.com/office/word/2010/wordprocessingShape" mc:Ignorable="w14 w15 w16se w16cid w16 w16cex w16sdtdh w16sdtfl w16du wp14">
+<w:document xmlns:wpc="http://schemas.microsoft.com/office/word/2010/wordprocessingCanvas" xmlns:cx="http://schemas.microsoft.com/office/drawing/2014/chartex" xmlns:mc="http://schemas.openxmlformats.org/markup-compatibility/2006" xmlns:o="urn:schemas-microsoft-com:office:office" xmlns:r="http://schemas.openxmlformats.org/officeDocument/2006/relationships" xmlns:m="http://schemas.openxmlformats.org/officeDocument/2006/math" xmlns:v="urn:schemas-microsoft-com:vml" xmlns:wp14="http://schemas.microsoft.com/office/word/2010/wordprocessingDrawing" xmlns:wp="http://schemas.openxmlformats.org/drawingml/2006/wordprocessingDrawing" xmlns:w10="urn:schemas-microsoft-com:office:word" xmlns:w="http://schemas.openxmlformats.org/wordprocessingml/2006/main" xmlns:w14="http://schemas.microsoft.com/office/word/2010/wordml" xmlns:w15="http://schemas.microsoft.com/office/word/2012/wordml" xmlns:w16se="http://schemas.microsoft.com/office/word/2015/wordml/symex" xmlns:wpg="http://schemas.microsoft.com/office/word/2010/wordprocessingGroup" xmlns:wpi="http://schemas.microsoft.com/office/word/2010/wordprocessingInk" xmlns:wne="http://schemas.microsoft.com/office/word/2006/wordml" xmlns:wps="http://schemas.microsoft.com/office/word/2010/wordprocessingShape" mc:Ignorable="w14 w15 w16se wp14">
   <w:body>
     <w:p>
       <w:pPr>
@@ -15,9 +15,16 @@
       </w:pPr>
       <w:r>
         <w:rPr>
-          <w:lang w:val="en-US"/>
-        </w:rPr>
-        <w:t xml:space="preserve">Super Admin Dashboard – How this revenue is appearing her? As you can see the below circled image is just showing to 200 in total. Use proper names- </w:t>
+          <w:color w:val="FF0000"/>
+          <w:lang w:val="en-US"/>
+        </w:rPr>
+        <w:t xml:space="preserve">Super Admin Dashboard </w:t>
+      </w:r>
+      <w:r>
+        <w:rPr>
+          <w:lang w:val="en-US"/>
+        </w:rPr>
+        <w:t xml:space="preserve">– How this revenue is appearing her? As you can see the below circled image is just showing to 200 in total. Use proper names- </w:t>
       </w:r>
       <w:r>
         <w:rPr>
@@ -63,6 +70,7 @@
       </w:pPr>
       <w:r>
         <w:rPr>
+          <w:noProof/>
           <w:lang w:val="en-US"/>
         </w:rPr>
         <w:drawing>
@@ -123,9 +131,16 @@
       </w:pPr>
       <w:r>
         <w:rPr>
-          <w:lang w:val="en-US"/>
-        </w:rPr>
-        <w:t xml:space="preserve">How this lead came here? I need lead </w:t>
+          <w:color w:val="FF0000"/>
+          <w:lang w:val="en-US"/>
+        </w:rPr>
+        <w:t xml:space="preserve">How this lead came here? I need </w:t>
+      </w:r>
+      <w:r>
+        <w:rPr>
+          <w:lang w:val="en-US"/>
+        </w:rPr>
+        <w:t xml:space="preserve">lead </w:t>
       </w:r>
       <w:proofErr w:type="spellStart"/>
       <w:r>
@@ -139,49 +154,7 @@
         <w:rPr>
           <w:lang w:val="en-US"/>
         </w:rPr>
-        <w:t xml:space="preserve"> here for my super admin Sales person who can add leads here…suppose there are three sales </w:t>
-      </w:r>
-      <w:proofErr w:type="gramStart"/>
-      <w:r>
-        <w:rPr>
-          <w:lang w:val="en-US"/>
-        </w:rPr>
-        <w:t>person</w:t>
-      </w:r>
-      <w:proofErr w:type="gramEnd"/>
-      <w:r>
-        <w:rPr>
-          <w:lang w:val="en-US"/>
-        </w:rPr>
-        <w:t xml:space="preserve"> then they can add leads separately here and there will one total </w:t>
-      </w:r>
-      <w:proofErr w:type="gramStart"/>
-      <w:r>
-        <w:rPr>
-          <w:lang w:val="en-US"/>
-        </w:rPr>
-        <w:t>leads</w:t>
-      </w:r>
-      <w:proofErr w:type="gramEnd"/>
-      <w:r>
-        <w:rPr>
-          <w:lang w:val="en-US"/>
-        </w:rPr>
-        <w:t xml:space="preserve"> section where super admin can </w:t>
-      </w:r>
-      <w:proofErr w:type="gramStart"/>
-      <w:r>
-        <w:rPr>
-          <w:lang w:val="en-US"/>
-        </w:rPr>
-        <w:t>seen</w:t>
-      </w:r>
-      <w:proofErr w:type="gramEnd"/>
-      <w:r>
-        <w:rPr>
-          <w:lang w:val="en-US"/>
-        </w:rPr>
-        <w:t xml:space="preserve"> their leads and total leads. Note- admin of super admin will have give rights to access to sales people who can see which section---/// the reason of total leads here- </w:t>
+        <w:t xml:space="preserve"> here for my super admin Sales person who can add leads here…suppose there are three sales person then they can add leads separately here and there will one total leads section where super admin can seen their leads and total leads. Note- admin of super admin will have give rights to access to sales people who can see which section---/// the reason of total leads here- </w:t>
       </w:r>
       <w:proofErr w:type="spellStart"/>
       <w:r>
@@ -251,7 +224,21 @@
         <w:rPr>
           <w:lang w:val="en-US"/>
         </w:rPr>
-        <w:t xml:space="preserve">- google ads leads or Insta leads </w:t>
+        <w:t xml:space="preserve">- google ads leads or </w:t>
+      </w:r>
+      <w:proofErr w:type="spellStart"/>
+      <w:r>
+        <w:rPr>
+          <w:lang w:val="en-US"/>
+        </w:rPr>
+        <w:t>Insta</w:t>
+      </w:r>
+      <w:proofErr w:type="spellEnd"/>
+      <w:r>
+        <w:rPr>
+          <w:lang w:val="en-US"/>
+        </w:rPr>
+        <w:t xml:space="preserve"> leads </w:t>
       </w:r>
       <w:proofErr w:type="spellStart"/>
       <w:r>
@@ -366,6 +353,7 @@
       </w:pPr>
       <w:r>
         <w:rPr>
+          <w:noProof/>
           <w:lang w:val="en-US"/>
         </w:rPr>
         <w:lastRenderedPageBreak/>
@@ -449,6 +437,7 @@
       </w:pPr>
       <w:r>
         <w:rPr>
+          <w:noProof/>
           <w:lang w:val="en-US"/>
         </w:rPr>
         <w:drawing>
@@ -515,6 +504,7 @@
       </w:pPr>
       <w:r>
         <w:rPr>
+          <w:noProof/>
           <w:lang w:val="en-US"/>
         </w:rPr>
         <w:lastRenderedPageBreak/>
@@ -574,39 +564,12 @@
           <w:lang w:val="en-US"/>
         </w:rPr>
       </w:pPr>
-      <w:r>
-        <w:rPr>
-          <w:lang w:val="en-US"/>
-        </w:rPr>
-        <w:t xml:space="preserve">Payments Super Admin- Please let me know the steps how it appeared </w:t>
-      </w:r>
-      <w:proofErr w:type="gramStart"/>
-      <w:r>
-        <w:rPr>
-          <w:lang w:val="en-US"/>
-        </w:rPr>
-        <w:t>here./</w:t>
-      </w:r>
-      <w:proofErr w:type="gramEnd"/>
-      <w:r>
-        <w:rPr>
-          <w:lang w:val="en-US"/>
-        </w:rPr>
-        <w:t xml:space="preserve">/ Note- suppose any gym owner have not paid monthly fee then </w:t>
-      </w:r>
-      <w:proofErr w:type="gramStart"/>
-      <w:r>
-        <w:rPr>
-          <w:lang w:val="en-US"/>
-        </w:rPr>
-        <w:t>there</w:t>
-      </w:r>
-      <w:proofErr w:type="gramEnd"/>
-      <w:r>
-        <w:rPr>
-          <w:lang w:val="en-US"/>
-        </w:rPr>
-        <w:t xml:space="preserve"> service will automatically be inactive after 3 Days.// so the gym owner will automatically be </w:t>
+      <w:bookmarkStart w:id="0" w:name="_GoBack"/>
+      <w:r>
+        <w:rPr>
+          <w:lang w:val="en-US"/>
+        </w:rPr>
+        <w:t xml:space="preserve">Payments Super Admin- Please let me know the steps how it appeared here.// Note- suppose any gym owner have not paid monthly fee then there service will automatically be inactive after 3 Days.// so the gym owner will automatically be </w:t>
       </w:r>
       <w:proofErr w:type="spellStart"/>
       <w:r>
@@ -665,23 +628,25 @@
         <w:t xml:space="preserve"> dashboard it clearly shows upcoming renewals in 7 days and Inactive due to renewals – so that we also have an idea/// we could see whole list which expired and upcoming renewal in 7 days so that we can plan accordingly // Note – everywhere I need export csv options to download in excel or PDF</w:t>
       </w:r>
     </w:p>
-    <w:p>
-      <w:pPr>
-        <w:pStyle w:val="ListParagraph"/>
-        <w:rPr>
-          <w:lang w:val="en-US"/>
-        </w:rPr>
-      </w:pPr>
-    </w:p>
-    <w:p>
-      <w:pPr>
-        <w:pStyle w:val="ListParagraph"/>
-        <w:rPr>
-          <w:lang w:val="en-US"/>
-        </w:rPr>
-      </w:pPr>
-      <w:r>
-        <w:rPr>
+    <w:bookmarkEnd w:id="0"/>
+    <w:p>
+      <w:pPr>
+        <w:pStyle w:val="ListParagraph"/>
+        <w:rPr>
+          <w:lang w:val="en-US"/>
+        </w:rPr>
+      </w:pPr>
+    </w:p>
+    <w:p>
+      <w:pPr>
+        <w:pStyle w:val="ListParagraph"/>
+        <w:rPr>
+          <w:lang w:val="en-US"/>
+        </w:rPr>
+      </w:pPr>
+      <w:r>
+        <w:rPr>
+          <w:noProof/>
           <w:lang w:val="en-US"/>
         </w:rPr>
         <w:drawing>
@@ -780,7 +745,7 @@
 </file>
 
 <file path=word/numbering.xml><?xml version="1.0" encoding="utf-8"?>
-<w:numbering xmlns:wpc="http://schemas.microsoft.com/office/word/2010/wordprocessingCanvas" xmlns:cx="http://schemas.microsoft.com/office/drawing/2014/chartex" xmlns:cx1="http://schemas.microsoft.com/office/drawing/2015/9/8/chartex" xmlns:cx2="http://schemas.microsoft.com/office/drawing/2015/10/21/chartex" xmlns:cx3="http://schemas.microsoft.com/office/drawing/2016/5/9/chartex" xmlns:cx4="http://schemas.microsoft.com/office/drawing/2016/5/10/chartex" xmlns:cx5="http://schemas.microsoft.com/office/drawing/2016/5/11/chartex" xmlns:cx6="http://schemas.microsoft.com/office/drawing/2016/5/12/chartex" xmlns:cx7="http://schemas.microsoft.com/office/drawing/2016/5/13/chartex" xmlns:cx8="http://schemas.microsoft.com/office/drawing/2016/5/14/chartex" xmlns:mc="http://schemas.openxmlformats.org/markup-compatibility/2006" xmlns:aink="http://schemas.microsoft.com/office/drawing/2016/ink" xmlns:am3d="http://schemas.microsoft.com/office/drawing/2017/model3d" xmlns:o="urn:schemas-microsoft-com:office:office" xmlns:oel="http://schemas.microsoft.com/office/2019/extlst" xmlns:r="http://schemas.openxmlformats.org/officeDocument/2006/relationships" xmlns:m="http://schemas.openxmlformats.org/officeDocument/2006/math" xmlns:v="urn:schemas-microsoft-com:vml" xmlns:wp14="http://schemas.microsoft.com/office/word/2010/wordprocessingDrawing" xmlns:wp="http://schemas.openxmlformats.org/drawingml/2006/wordprocessingDrawing" xmlns:w10="urn:schemas-microsoft-com:office:word" xmlns:w="http://schemas.openxmlformats.org/wordprocessingml/2006/main" xmlns:w14="http://schemas.microsoft.com/office/word/2010/wordml" xmlns:w15="http://schemas.microsoft.com/office/word/2012/wordml" xmlns:w16cex="http://schemas.microsoft.com/office/word/2018/wordml/cex" xmlns:w16cid="http://schemas.microsoft.com/office/word/2016/wordml/cid" xmlns:w16="http://schemas.microsoft.com/office/word/2018/wordml" xmlns:w16du="http://schemas.microsoft.com/office/word/2023/wordml/word16du" xmlns:w16sdtdh="http://schemas.microsoft.com/office/word/2020/wordml/sdtdatahash" xmlns:w16sdtfl="http://schemas.microsoft.com/office/word/2024/wordml/sdtformatlock" xmlns:w16se="http://schemas.microsoft.com/office/word/2015/wordml/symex" xmlns:wpg="http://schemas.microsoft.com/office/word/2010/wordprocessingGroup" xmlns:wpi="http://schemas.microsoft.com/office/word/2010/wordprocessingInk" xmlns:wne="http://schemas.microsoft.com/office/word/2006/wordml" xmlns:wps="http://schemas.microsoft.com/office/word/2010/wordprocessingShape" mc:Ignorable="w14 w15 w16se w16cid w16 w16cex w16sdtdh w16sdtfl w16du wp14">
+<w:numbering xmlns:wpc="http://schemas.microsoft.com/office/word/2010/wordprocessingCanvas" xmlns:cx="http://schemas.microsoft.com/office/drawing/2014/chartex" xmlns:mc="http://schemas.openxmlformats.org/markup-compatibility/2006" xmlns:o="urn:schemas-microsoft-com:office:office" xmlns:r="http://schemas.openxmlformats.org/officeDocument/2006/relationships" xmlns:m="http://schemas.openxmlformats.org/officeDocument/2006/math" xmlns:v="urn:schemas-microsoft-com:vml" xmlns:wp14="http://schemas.microsoft.com/office/word/2010/wordprocessingDrawing" xmlns:wp="http://schemas.openxmlformats.org/drawingml/2006/wordprocessingDrawing" xmlns:w10="urn:schemas-microsoft-com:office:word" xmlns:w="http://schemas.openxmlformats.org/wordprocessingml/2006/main" xmlns:w14="http://schemas.microsoft.com/office/word/2010/wordml" xmlns:w15="http://schemas.microsoft.com/office/word/2012/wordml" xmlns:w16se="http://schemas.microsoft.com/office/word/2015/wordml/symex" xmlns:wpg="http://schemas.microsoft.com/office/word/2010/wordprocessingGroup" xmlns:wpi="http://schemas.microsoft.com/office/word/2010/wordprocessingInk" xmlns:wne="http://schemas.microsoft.com/office/word/2006/wordml" xmlns:wps="http://schemas.microsoft.com/office/word/2010/wordprocessingShape" mc:Ignorable="w14 w15 w16se wp14">
   <w:abstractNum w:abstractNumId="0" w15:restartNumberingAfterBreak="0">
     <w:nsid w:val="7F7F7CCC"/>
     <w:multiLevelType w:val="hybridMultilevel"/>
@@ -870,14 +835,14 @@
       </w:pPr>
     </w:lvl>
   </w:abstractNum>
-  <w:num w:numId="1" w16cid:durableId="1316179635">
+  <w:num w:numId="1">
     <w:abstractNumId w:val="0"/>
   </w:num>
 </w:numbering>
 </file>
 
 <file path=word/styles.xml><?xml version="1.0" encoding="utf-8"?>
-<w:styles xmlns:mc="http://schemas.openxmlformats.org/markup-compatibility/2006" xmlns:r="http://schemas.openxmlformats.org/officeDocument/2006/relationships" xmlns:w="http://schemas.openxmlformats.org/wordprocessingml/2006/main" xmlns:w14="http://schemas.microsoft.com/office/word/2010/wordml" xmlns:w15="http://schemas.microsoft.com/office/word/2012/wordml" xmlns:w16cex="http://schemas.microsoft.com/office/word/2018/wordml/cex" xmlns:w16cid="http://schemas.microsoft.com/office/word/2016/wordml/cid" xmlns:w16="http://schemas.microsoft.com/office/word/2018/wordml" xmlns:w16du="http://schemas.microsoft.com/office/word/2023/wordml/word16du" xmlns:w16sdtdh="http://schemas.microsoft.com/office/word/2020/wordml/sdtdatahash" xmlns:w16sdtfl="http://schemas.microsoft.com/office/word/2024/wordml/sdtformatlock" xmlns:w16se="http://schemas.microsoft.com/office/word/2015/wordml/symex" mc:Ignorable="w14 w15 w16se w16cid w16 w16cex w16sdtdh w16sdtfl w16du">
+<w:styles xmlns:mc="http://schemas.openxmlformats.org/markup-compatibility/2006" xmlns:r="http://schemas.openxmlformats.org/officeDocument/2006/relationships" xmlns:w="http://schemas.openxmlformats.org/wordprocessingml/2006/main" xmlns:w14="http://schemas.microsoft.com/office/word/2010/wordml" xmlns:w15="http://schemas.microsoft.com/office/word/2012/wordml" xmlns:w16se="http://schemas.microsoft.com/office/word/2015/wordml/symex" mc:Ignorable="w14 w15 w16se">
   <w:docDefaults>
     <w:rPrDefault>
       <w:rPr>
@@ -895,7 +860,7 @@
       </w:pPr>
     </w:pPrDefault>
   </w:docDefaults>
-  <w:latentStyles w:defLockedState="0" w:defUIPriority="99" w:defSemiHidden="0" w:defUnhideWhenUsed="0" w:defQFormat="0" w:count="376">
+  <w:latentStyles w:defLockedState="0" w:defUIPriority="99" w:defSemiHidden="0" w:defUnhideWhenUsed="0" w:defQFormat="0" w:count="371">
     <w:lsdException w:name="Normal" w:uiPriority="0" w:qFormat="1"/>
     <w:lsdException w:name="heading 1" w:uiPriority="9" w:qFormat="1"/>
     <w:lsdException w:name="heading 2" w:semiHidden="1" w:uiPriority="9" w:unhideWhenUsed="1" w:qFormat="1"/>
@@ -1267,11 +1232,6 @@
     <w:lsdException w:name="List Table 5 Dark Accent 6" w:uiPriority="50"/>
     <w:lsdException w:name="List Table 6 Colorful Accent 6" w:uiPriority="51"/>
     <w:lsdException w:name="List Table 7 Colorful Accent 6" w:uiPriority="52"/>
-    <w:lsdException w:name="Mention" w:semiHidden="1" w:unhideWhenUsed="1"/>
-    <w:lsdException w:name="Smart Hyperlink" w:semiHidden="1" w:unhideWhenUsed="1"/>
-    <w:lsdException w:name="Hashtag" w:semiHidden="1" w:unhideWhenUsed="1"/>
-    <w:lsdException w:name="Unresolved Mention" w:semiHidden="1" w:unhideWhenUsed="1"/>
-    <w:lsdException w:name="Smart Link" w:semiHidden="1" w:unhideWhenUsed="1"/>
   </w:latentStyles>
   <w:style w:type="paragraph" w:default="1" w:styleId="Normal">
     <w:name w:val="Normal"/>
